--- a/4/ОКФКС/ЛР8/Лабораторная работа №8.docx
+++ b/4/ОКФКС/ЛР8/Лабораторная работа №8.docx
@@ -722,6 +722,7 @@
         </w:numPr>
         <w:ind w:left="567"/>
       </w:pPr>
+      <w:bookmarkStart w:id="1" w:name="_GoBack"/>
       <w:r>
         <w:drawing>
           <wp:inline distT="0" distB="0" distL="0" distR="0" wp14:anchorId="0F52B15F" wp14:editId="0FA79E3E">
@@ -759,6 +760,7 @@
           </wp:inline>
         </w:drawing>
       </w:r>
+      <w:bookmarkEnd w:id="1"/>
       <w:r>
         <w:rPr>
           <w:noProof/>
@@ -804,8 +806,6 @@
           </wp:inline>
         </w:drawing>
       </w:r>
-      <w:bookmarkStart w:id="1" w:name="_GoBack"/>
-      <w:bookmarkEnd w:id="1"/>
     </w:p>
     <w:p>
       <w:pPr>
@@ -923,6 +923,53 @@
       <w:pPr>
         <w:pStyle w:val="2"/>
         <w:numPr>
+          <w:ilvl w:val="0"/>
+          <w:numId w:val="0"/>
+        </w:numPr>
+        <w:ind w:left="567"/>
+      </w:pPr>
+      <w:r>
+        <w:drawing>
+          <wp:inline distT="0" distB="0" distL="0" distR="0" wp14:anchorId="0CAF4AD8" wp14:editId="28FE3CAD">
+            <wp:extent cx="5940425" cy="3258820"/>
+            <wp:effectExtent l="0" t="0" r="3175" b="0"/>
+            <wp:docPr id="8" name="Рисунок 8"/>
+            <wp:cNvGraphicFramePr>
+              <a:graphicFrameLocks xmlns:a="http://schemas.openxmlformats.org/drawingml/2006/main" noChangeAspect="1"/>
+            </wp:cNvGraphicFramePr>
+            <a:graphic xmlns:a="http://schemas.openxmlformats.org/drawingml/2006/main">
+              <a:graphicData uri="http://schemas.openxmlformats.org/drawingml/2006/picture">
+                <pic:pic xmlns:pic="http://schemas.openxmlformats.org/drawingml/2006/picture">
+                  <pic:nvPicPr>
+                    <pic:cNvPr id="1" name=""/>
+                    <pic:cNvPicPr/>
+                  </pic:nvPicPr>
+                  <pic:blipFill>
+                    <a:blip r:embed="rId9"/>
+                    <a:stretch>
+                      <a:fillRect/>
+                    </a:stretch>
+                  </pic:blipFill>
+                  <pic:spPr>
+                    <a:xfrm>
+                      <a:off x="0" y="0"/>
+                      <a:ext cx="5940425" cy="3258820"/>
+                    </a:xfrm>
+                    <a:prstGeom prst="rect">
+                      <a:avLst/>
+                    </a:prstGeom>
+                  </pic:spPr>
+                </pic:pic>
+              </a:graphicData>
+            </a:graphic>
+          </wp:inline>
+        </w:drawing>
+      </w:r>
+    </w:p>
+    <w:p>
+      <w:pPr>
+        <w:pStyle w:val="2"/>
+        <w:numPr>
           <w:ilvl w:val="2"/>
           <w:numId w:val="1"/>
         </w:numPr>
@@ -937,6 +984,54 @@
       <w:proofErr w:type="spellEnd"/>
       <w:r>
         <w:t>, добавив внутрь него строку</w:t>
+      </w:r>
+    </w:p>
+    <w:p>
+      <w:pPr>
+        <w:pStyle w:val="2"/>
+        <w:numPr>
+          <w:ilvl w:val="0"/>
+          <w:numId w:val="0"/>
+        </w:numPr>
+        <w:ind w:left="567"/>
+      </w:pPr>
+      <w:r>
+        <w:lastRenderedPageBreak/>
+        <w:drawing>
+          <wp:inline distT="0" distB="0" distL="0" distR="0" wp14:anchorId="684482DF" wp14:editId="2EA94867">
+            <wp:extent cx="5940425" cy="3295650"/>
+            <wp:effectExtent l="0" t="0" r="3175" b="0"/>
+            <wp:docPr id="9" name="Рисунок 9"/>
+            <wp:cNvGraphicFramePr>
+              <a:graphicFrameLocks xmlns:a="http://schemas.openxmlformats.org/drawingml/2006/main" noChangeAspect="1"/>
+            </wp:cNvGraphicFramePr>
+            <a:graphic xmlns:a="http://schemas.openxmlformats.org/drawingml/2006/main">
+              <a:graphicData uri="http://schemas.openxmlformats.org/drawingml/2006/picture">
+                <pic:pic xmlns:pic="http://schemas.openxmlformats.org/drawingml/2006/picture">
+                  <pic:nvPicPr>
+                    <pic:cNvPr id="1" name=""/>
+                    <pic:cNvPicPr/>
+                  </pic:nvPicPr>
+                  <pic:blipFill>
+                    <a:blip r:embed="rId10"/>
+                    <a:stretch>
+                      <a:fillRect/>
+                    </a:stretch>
+                  </pic:blipFill>
+                  <pic:spPr>
+                    <a:xfrm>
+                      <a:off x="0" y="0"/>
+                      <a:ext cx="5940425" cy="3295650"/>
+                    </a:xfrm>
+                    <a:prstGeom prst="rect">
+                      <a:avLst/>
+                    </a:prstGeom>
+                  </pic:spPr>
+                </pic:pic>
+              </a:graphicData>
+            </a:graphic>
+          </wp:inline>
+        </w:drawing>
       </w:r>
     </w:p>
     <w:p>
@@ -1160,6 +1255,148 @@
     </w:p>
     <w:p>
       <w:pPr>
+        <w:pStyle w:val="2"/>
+        <w:numPr>
+          <w:ilvl w:val="0"/>
+          <w:numId w:val="0"/>
+        </w:numPr>
+        <w:ind w:left="567"/>
+      </w:pPr>
+      <w:r>
+        <w:drawing>
+          <wp:inline distT="0" distB="0" distL="0" distR="0" wp14:anchorId="4E0FDBD2" wp14:editId="43673A51">
+            <wp:extent cx="5940425" cy="3268345"/>
+            <wp:effectExtent l="0" t="0" r="3175" b="8255"/>
+            <wp:docPr id="10" name="Рисунок 10"/>
+            <wp:cNvGraphicFramePr>
+              <a:graphicFrameLocks xmlns:a="http://schemas.openxmlformats.org/drawingml/2006/main" noChangeAspect="1"/>
+            </wp:cNvGraphicFramePr>
+            <a:graphic xmlns:a="http://schemas.openxmlformats.org/drawingml/2006/main">
+              <a:graphicData uri="http://schemas.openxmlformats.org/drawingml/2006/picture">
+                <pic:pic xmlns:pic="http://schemas.openxmlformats.org/drawingml/2006/picture">
+                  <pic:nvPicPr>
+                    <pic:cNvPr id="1" name=""/>
+                    <pic:cNvPicPr/>
+                  </pic:nvPicPr>
+                  <pic:blipFill>
+                    <a:blip r:embed="rId11"/>
+                    <a:stretch>
+                      <a:fillRect/>
+                    </a:stretch>
+                  </pic:blipFill>
+                  <pic:spPr>
+                    <a:xfrm>
+                      <a:off x="0" y="0"/>
+                      <a:ext cx="5940425" cy="3268345"/>
+                    </a:xfrm>
+                    <a:prstGeom prst="rect">
+                      <a:avLst/>
+                    </a:prstGeom>
+                  </pic:spPr>
+                </pic:pic>
+              </a:graphicData>
+            </a:graphic>
+          </wp:inline>
+        </w:drawing>
+      </w:r>
+    </w:p>
+    <w:p>
+      <w:pPr>
+        <w:pStyle w:val="2"/>
+        <w:numPr>
+          <w:ilvl w:val="0"/>
+          <w:numId w:val="0"/>
+        </w:numPr>
+        <w:ind w:left="567"/>
+      </w:pPr>
+      <w:r>
+        <w:lastRenderedPageBreak/>
+        <w:drawing>
+          <wp:inline distT="0" distB="0" distL="0" distR="0" wp14:anchorId="219C677E" wp14:editId="0984883A">
+            <wp:extent cx="5940425" cy="3289300"/>
+            <wp:effectExtent l="0" t="0" r="3175" b="6350"/>
+            <wp:docPr id="11" name="Рисунок 11"/>
+            <wp:cNvGraphicFramePr>
+              <a:graphicFrameLocks xmlns:a="http://schemas.openxmlformats.org/drawingml/2006/main" noChangeAspect="1"/>
+            </wp:cNvGraphicFramePr>
+            <a:graphic xmlns:a="http://schemas.openxmlformats.org/drawingml/2006/main">
+              <a:graphicData uri="http://schemas.openxmlformats.org/drawingml/2006/picture">
+                <pic:pic xmlns:pic="http://schemas.openxmlformats.org/drawingml/2006/picture">
+                  <pic:nvPicPr>
+                    <pic:cNvPr id="1" name=""/>
+                    <pic:cNvPicPr/>
+                  </pic:nvPicPr>
+                  <pic:blipFill>
+                    <a:blip r:embed="rId12"/>
+                    <a:stretch>
+                      <a:fillRect/>
+                    </a:stretch>
+                  </pic:blipFill>
+                  <pic:spPr>
+                    <a:xfrm>
+                      <a:off x="0" y="0"/>
+                      <a:ext cx="5940425" cy="3289300"/>
+                    </a:xfrm>
+                    <a:prstGeom prst="rect">
+                      <a:avLst/>
+                    </a:prstGeom>
+                  </pic:spPr>
+                </pic:pic>
+              </a:graphicData>
+            </a:graphic>
+          </wp:inline>
+        </w:drawing>
+      </w:r>
+    </w:p>
+    <w:p>
+      <w:pPr>
+        <w:pStyle w:val="2"/>
+        <w:numPr>
+          <w:ilvl w:val="0"/>
+          <w:numId w:val="0"/>
+        </w:numPr>
+        <w:ind w:left="567"/>
+      </w:pPr>
+      <w:r>
+        <w:drawing>
+          <wp:inline distT="0" distB="0" distL="0" distR="0" wp14:anchorId="242613C8" wp14:editId="194EFEDD">
+            <wp:extent cx="5940425" cy="3312795"/>
+            <wp:effectExtent l="0" t="0" r="3175" b="1905"/>
+            <wp:docPr id="12" name="Рисунок 12"/>
+            <wp:cNvGraphicFramePr>
+              <a:graphicFrameLocks xmlns:a="http://schemas.openxmlformats.org/drawingml/2006/main" noChangeAspect="1"/>
+            </wp:cNvGraphicFramePr>
+            <a:graphic xmlns:a="http://schemas.openxmlformats.org/drawingml/2006/main">
+              <a:graphicData uri="http://schemas.openxmlformats.org/drawingml/2006/picture">
+                <pic:pic xmlns:pic="http://schemas.openxmlformats.org/drawingml/2006/picture">
+                  <pic:nvPicPr>
+                    <pic:cNvPr id="1" name=""/>
+                    <pic:cNvPicPr/>
+                  </pic:nvPicPr>
+                  <pic:blipFill>
+                    <a:blip r:embed="rId13"/>
+                    <a:stretch>
+                      <a:fillRect/>
+                    </a:stretch>
+                  </pic:blipFill>
+                  <pic:spPr>
+                    <a:xfrm>
+                      <a:off x="0" y="0"/>
+                      <a:ext cx="5940425" cy="3312795"/>
+                    </a:xfrm>
+                    <a:prstGeom prst="rect">
+                      <a:avLst/>
+                    </a:prstGeom>
+                  </pic:spPr>
+                </pic:pic>
+              </a:graphicData>
+            </a:graphic>
+          </wp:inline>
+        </w:drawing>
+      </w:r>
+    </w:p>
+    <w:p>
+      <w:pPr>
         <w:pStyle w:val="ad"/>
         <w:rPr>
           <w:sz w:val="24"/>
@@ -1379,12 +1616,36 @@
       <w:r>
         <w:t xml:space="preserve">Загрузить проект оконного приложения, например </w:t>
       </w:r>
-      <w:hyperlink r:id="rId9" w:history="1">
+      <w:hyperlink r:id="rId14" w:history="1">
         <w:r>
           <w:rPr>
             <w:rStyle w:val="af1"/>
           </w:rPr>
-          <w:t>https://github.com/ReyRom-Edu/GameStore</w:t>
+          <w:t>https://github.com/ReyR</w:t>
+        </w:r>
+        <w:r>
+          <w:rPr>
+            <w:rStyle w:val="af1"/>
+          </w:rPr>
+          <w:t>o</w:t>
+        </w:r>
+        <w:r>
+          <w:rPr>
+            <w:rStyle w:val="af1"/>
+          </w:rPr>
+          <w:t>m-Edu/Game</w:t>
+        </w:r>
+        <w:r>
+          <w:rPr>
+            <w:rStyle w:val="af1"/>
+          </w:rPr>
+          <w:t>S</w:t>
+        </w:r>
+        <w:r>
+          <w:rPr>
+            <w:rStyle w:val="af1"/>
+          </w:rPr>
+          <w:t>tore</w:t>
         </w:r>
       </w:hyperlink>
       <w:r>
@@ -1458,6 +1719,54 @@
       <w:pPr>
         <w:pStyle w:val="2"/>
         <w:numPr>
+          <w:ilvl w:val="0"/>
+          <w:numId w:val="0"/>
+        </w:numPr>
+        <w:ind w:left="567"/>
+      </w:pPr>
+      <w:r>
+        <w:lastRenderedPageBreak/>
+        <w:drawing>
+          <wp:inline distT="0" distB="0" distL="0" distR="0" wp14:anchorId="2439233B" wp14:editId="585FF9B9">
+            <wp:extent cx="5940425" cy="3338830"/>
+            <wp:effectExtent l="0" t="0" r="3175" b="0"/>
+            <wp:docPr id="14" name="Рисунок 14"/>
+            <wp:cNvGraphicFramePr>
+              <a:graphicFrameLocks xmlns:a="http://schemas.openxmlformats.org/drawingml/2006/main" noChangeAspect="1"/>
+            </wp:cNvGraphicFramePr>
+            <a:graphic xmlns:a="http://schemas.openxmlformats.org/drawingml/2006/main">
+              <a:graphicData uri="http://schemas.openxmlformats.org/drawingml/2006/picture">
+                <pic:pic xmlns:pic="http://schemas.openxmlformats.org/drawingml/2006/picture">
+                  <pic:nvPicPr>
+                    <pic:cNvPr id="1" name=""/>
+                    <pic:cNvPicPr/>
+                  </pic:nvPicPr>
+                  <pic:blipFill>
+                    <a:blip r:embed="rId15"/>
+                    <a:stretch>
+                      <a:fillRect/>
+                    </a:stretch>
+                  </pic:blipFill>
+                  <pic:spPr>
+                    <a:xfrm>
+                      <a:off x="0" y="0"/>
+                      <a:ext cx="5940425" cy="3338830"/>
+                    </a:xfrm>
+                    <a:prstGeom prst="rect">
+                      <a:avLst/>
+                    </a:prstGeom>
+                  </pic:spPr>
+                </pic:pic>
+              </a:graphicData>
+            </a:graphic>
+          </wp:inline>
+        </w:drawing>
+      </w:r>
+    </w:p>
+    <w:p>
+      <w:pPr>
+        <w:pStyle w:val="2"/>
+        <w:numPr>
           <w:ilvl w:val="2"/>
           <w:numId w:val="1"/>
         </w:numPr>
@@ -1491,7 +1800,10 @@
         <w:rPr>
           <w:lang w:val="en-US"/>
         </w:rPr>
-        <w:t>exe-</w:t>
+        <w:t>exe</w:t>
+      </w:r>
+      <w:r>
+        <w:t>-</w:t>
       </w:r>
       <w:r>
         <w:t>файла.</w:t>
@@ -1499,6 +1811,53 @@
     </w:p>
     <w:p>
       <w:pPr>
+        <w:pStyle w:val="2"/>
+        <w:numPr>
+          <w:ilvl w:val="0"/>
+          <w:numId w:val="0"/>
+        </w:numPr>
+        <w:ind w:left="567"/>
+      </w:pPr>
+      <w:r>
+        <w:drawing>
+          <wp:inline distT="0" distB="0" distL="0" distR="0" wp14:anchorId="4CA8FD74" wp14:editId="5C138AF4">
+            <wp:extent cx="5940425" cy="3245485"/>
+            <wp:effectExtent l="0" t="0" r="3175" b="0"/>
+            <wp:docPr id="13" name="Рисунок 13"/>
+            <wp:cNvGraphicFramePr>
+              <a:graphicFrameLocks xmlns:a="http://schemas.openxmlformats.org/drawingml/2006/main" noChangeAspect="1"/>
+            </wp:cNvGraphicFramePr>
+            <a:graphic xmlns:a="http://schemas.openxmlformats.org/drawingml/2006/main">
+              <a:graphicData uri="http://schemas.openxmlformats.org/drawingml/2006/picture">
+                <pic:pic xmlns:pic="http://schemas.openxmlformats.org/drawingml/2006/picture">
+                  <pic:nvPicPr>
+                    <pic:cNvPr id="1" name=""/>
+                    <pic:cNvPicPr/>
+                  </pic:nvPicPr>
+                  <pic:blipFill>
+                    <a:blip r:embed="rId16"/>
+                    <a:stretch>
+                      <a:fillRect/>
+                    </a:stretch>
+                  </pic:blipFill>
+                  <pic:spPr>
+                    <a:xfrm>
+                      <a:off x="0" y="0"/>
+                      <a:ext cx="5940425" cy="3245485"/>
+                    </a:xfrm>
+                    <a:prstGeom prst="rect">
+                      <a:avLst/>
+                    </a:prstGeom>
+                  </pic:spPr>
+                </pic:pic>
+              </a:graphicData>
+            </a:graphic>
+          </wp:inline>
+        </w:drawing>
+      </w:r>
+    </w:p>
+    <w:p>
+      <w:pPr>
         <w:pStyle w:val="1"/>
         <w:numPr>
           <w:ilvl w:val="0"/>
@@ -1530,91 +1889,91 @@
         </w:numPr>
       </w:pPr>
       <w:r>
+        <w:t>Выполнить задания 5.1-5.8</w:t>
+      </w:r>
+    </w:p>
+    <w:p>
+      <w:pPr>
+        <w:pStyle w:val="2"/>
+        <w:numPr>
+          <w:ilvl w:val="1"/>
+          <w:numId w:val="1"/>
+        </w:numPr>
+      </w:pPr>
+      <w:r>
+        <w:t>Ответить на контрольные вопросы п. 8;</w:t>
+      </w:r>
+    </w:p>
+    <w:p>
+      <w:pPr>
+        <w:pStyle w:val="2"/>
+        <w:numPr>
+          <w:ilvl w:val="1"/>
+          <w:numId w:val="1"/>
+        </w:numPr>
+      </w:pPr>
+      <w:r>
+        <w:t>Заполнить отчет п. 7.</w:t>
+      </w:r>
+    </w:p>
+    <w:p>
+      <w:pPr>
+        <w:pStyle w:val="1"/>
+        <w:numPr>
+          <w:ilvl w:val="0"/>
+          <w:numId w:val="1"/>
+        </w:numPr>
+      </w:pPr>
+      <w:r>
+        <w:t>Содержание отчета</w:t>
+      </w:r>
+    </w:p>
+    <w:p>
+      <w:pPr>
+        <w:pStyle w:val="2"/>
+        <w:numPr>
+          <w:ilvl w:val="1"/>
+          <w:numId w:val="1"/>
+        </w:numPr>
+      </w:pPr>
+      <w:r>
+        <w:t>Титульный лист;</w:t>
+      </w:r>
+    </w:p>
+    <w:p>
+      <w:pPr>
+        <w:pStyle w:val="2"/>
+        <w:numPr>
+          <w:ilvl w:val="1"/>
+          <w:numId w:val="1"/>
+        </w:numPr>
+      </w:pPr>
+      <w:r>
+        <w:t>Цель работы;</w:t>
+      </w:r>
+    </w:p>
+    <w:p>
+      <w:pPr>
+        <w:pStyle w:val="2"/>
+        <w:numPr>
+          <w:ilvl w:val="1"/>
+          <w:numId w:val="1"/>
+        </w:numPr>
+      </w:pPr>
+      <w:r>
+        <w:t>Таблица п. 5.2</w:t>
+      </w:r>
+    </w:p>
+    <w:p>
+      <w:pPr>
+        <w:pStyle w:val="2"/>
+        <w:numPr>
+          <w:ilvl w:val="1"/>
+          <w:numId w:val="1"/>
+        </w:numPr>
+      </w:pPr>
+      <w:r>
         <w:lastRenderedPageBreak/>
-        <w:t>Выполнить задания 5.1-5.8</w:t>
-      </w:r>
-    </w:p>
-    <w:p>
-      <w:pPr>
-        <w:pStyle w:val="2"/>
-        <w:numPr>
-          <w:ilvl w:val="1"/>
-          <w:numId w:val="1"/>
-        </w:numPr>
-      </w:pPr>
-      <w:r>
-        <w:t>Ответить на контрольные вопросы п. 8;</w:t>
-      </w:r>
-    </w:p>
-    <w:p>
-      <w:pPr>
-        <w:pStyle w:val="2"/>
-        <w:numPr>
-          <w:ilvl w:val="1"/>
-          <w:numId w:val="1"/>
-        </w:numPr>
-      </w:pPr>
-      <w:r>
-        <w:t>Заполнить отчет п. 7.</w:t>
-      </w:r>
-    </w:p>
-    <w:p>
-      <w:pPr>
-        <w:pStyle w:val="1"/>
-        <w:numPr>
-          <w:ilvl w:val="0"/>
-          <w:numId w:val="1"/>
-        </w:numPr>
-      </w:pPr>
-      <w:r>
-        <w:t>Содержание отчета</w:t>
-      </w:r>
-    </w:p>
-    <w:p>
-      <w:pPr>
-        <w:pStyle w:val="2"/>
-        <w:numPr>
-          <w:ilvl w:val="1"/>
-          <w:numId w:val="1"/>
-        </w:numPr>
-      </w:pPr>
-      <w:r>
-        <w:t>Титульный лист;</w:t>
-      </w:r>
-    </w:p>
-    <w:p>
-      <w:pPr>
-        <w:pStyle w:val="2"/>
-        <w:numPr>
-          <w:ilvl w:val="1"/>
-          <w:numId w:val="1"/>
-        </w:numPr>
-      </w:pPr>
-      <w:r>
-        <w:t>Цель работы;</w:t>
-      </w:r>
-    </w:p>
-    <w:p>
-      <w:pPr>
-        <w:pStyle w:val="2"/>
-        <w:numPr>
-          <w:ilvl w:val="1"/>
-          <w:numId w:val="1"/>
-        </w:numPr>
-      </w:pPr>
-      <w:r>
-        <w:t>Таблица п. 5.2</w:t>
-      </w:r>
-    </w:p>
-    <w:p>
-      <w:pPr>
-        <w:pStyle w:val="2"/>
-        <w:numPr>
-          <w:ilvl w:val="1"/>
-          <w:numId w:val="1"/>
-        </w:numPr>
-      </w:pPr>
-      <w:r>
         <w:t>Ответы на контрольные вопросы п. 6.3;</w:t>
       </w:r>
     </w:p>
@@ -3218,6 +3577,18 @@
       <w:u w:val="single"/>
     </w:rPr>
   </w:style>
+  <w:style w:type="character" w:styleId="af2">
+    <w:name w:val="FollowedHyperlink"/>
+    <w:basedOn w:val="a1"/>
+    <w:uiPriority w:val="99"/>
+    <w:semiHidden/>
+    <w:unhideWhenUsed/>
+    <w:rsid w:val="00AB4582"/>
+    <w:rPr>
+      <w:color w:val="96607D" w:themeColor="followedHyperlink"/>
+      <w:u w:val="single"/>
+    </w:rPr>
+  </w:style>
 </w:styles>
 </file>
 
